--- a/documents/Tudástér speciikáció.docx
+++ b/documents/Tudástér speciikáció.docx
@@ -2546,7 +2546,10 @@
         </w:numPr>
       </w:pPr>
       <w:r>
-        <w:t>Specifikációt összeállította: Szabó Gábor Ferenc, Csörögi Gyula Attila, Apáti László</w:t>
+        <w:t xml:space="preserve">Specifikációt összeállította: </w:t>
+      </w:r>
+      <w:r>
+        <w:t>Keserű Fruzsina, Barta Hunor Attila</w:t>
       </w:r>
     </w:p>
     <w:sectPr>
